--- a/Coding 2 - year/Unit 3 - Advanced Functions & Algorithms/Daily Lesson Plans/Word/Day 5.docx
+++ b/Coding 2 - year/Unit 3 - Advanced Functions & Algorithms/Daily Lesson Plans/Word/Day 5.docx
@@ -50,12 +50,15 @@
               </w:rPr>
               <w:t xml:space="preserve">Coding II — Full Year</w:t>
             </w:r>
-          </w:p>
-          <w:p>
-            <w:pPr>
-              <w:spacing w:before="40"/>
-              <w:jc w:val="center"/>
-            </w:pPr>
+            <w:r>
+              <w:rPr>
+                <w:rFonts w:ascii="Arial" w:cs="Arial" w:eastAsia="Arial" w:hAnsi="Arial"/>
+                <w:sz w:val="16"/>
+                <w:szCs w:val="16"/>
+              </w:rPr>
+              <w:br/>
+              <w:t xml:space="preserve"/>
+            </w:r>
             <w:r>
               <w:rPr>
                 <w:rFonts w:ascii="Arial" w:cs="Arial" w:eastAsia="Arial" w:hAnsi="Arial"/>
@@ -83,7 +86,7 @@
           <w:rFonts w:ascii="Arial" w:cs="Arial" w:eastAsia="Arial" w:hAnsi="Arial"/>
           <w:b/>
           <w:bCs/>
-          <w:color w:val="0D3B1F"/>
+          <w:color w:val="1B7A4A"/>
           <w:sz w:val="32"/>
           <w:szCs w:val="32"/>
         </w:rPr>
@@ -261,9 +264,9 @@
               <w:right w:val="single" w:color="CCCCCC" w:sz="1"/>
             </w:tcBorders>
             <w:tcMar>
-              <w:top w:type="dxa" w:w="60"/>
+              <w:top w:type="dxa" w:w="80"/>
               <w:left w:type="dxa" w:w="120"/>
-              <w:bottom w:type="dxa" w:w="60"/>
+              <w:bottom w:type="dxa" w:w="80"/>
               <w:right w:type="dxa" w:w="120"/>
             </w:tcMar>
           </w:tcPr>
@@ -290,20 +293,213 @@
               <w:right w:val="single" w:color="CCCCCC" w:sz="1"/>
             </w:tcBorders>
             <w:tcMar>
-              <w:top w:type="dxa" w:w="60"/>
+              <w:top w:type="dxa" w:w="80"/>
               <w:left w:type="dxa" w:w="120"/>
-              <w:bottom w:type="dxa" w:w="60"/>
+              <w:bottom w:type="dxa" w:w="80"/>
               <w:right w:type="dxa" w:w="120"/>
             </w:tcMar>
           </w:tcPr>
           <w:p>
-            <w:r>
-              <w:rPr>
-                <w:rFonts w:ascii="Arial" w:cs="Arial" w:eastAsia="Arial" w:hAnsi="Arial"/>
-                <w:sz w:val="20"/>
-                <w:szCs w:val="20"/>
+            <w:pPr>
+              <w:spacing w:after="80" w:before="80"/>
+            </w:pPr>
+            <w:r>
+              <w:rPr>
+                <w:rFonts w:ascii="Arial" w:cs="Arial" w:eastAsia="Arial" w:hAnsi="Arial"/>
+                <w:b/>
+                <w:bCs/>
+                <w:i w:val="false"/>
+                <w:iCs w:val="false"/>
+                <w:color w:val="000000"/>
+                <w:sz w:val="22"/>
+                <w:szCs w:val="22"/>
               </w:rPr>
               <w:t xml:space="preserve">Bell Ringer / Review</w:t>
+            </w:r>
+            <w:r>
+              <w:rPr>
+                <w:rFonts w:ascii="Arial" w:cs="Arial" w:eastAsia="Arial" w:hAnsi="Arial"/>
+                <w:sz w:val="20"/>
+                <w:szCs w:val="20"/>
+              </w:rPr>
+              <w:br/>
+              <w:t xml:space="preserve"/>
+            </w:r>
+            <w:r>
+              <w:rPr>
+                <w:rFonts w:ascii="Arial" w:cs="Arial" w:eastAsia="Arial" w:hAnsi="Arial"/>
+                <w:sz w:val="20"/>
+                <w:szCs w:val="20"/>
+              </w:rPr>
+              <w:br/>
+              <w:t xml:space="preserve"/>
+            </w:r>
+            <w:r>
+              <w:rPr>
+                <w:rFonts w:ascii="Arial" w:cs="Arial" w:eastAsia="Arial" w:hAnsi="Arial"/>
+                <w:b/>
+                <w:bCs/>
+                <w:i w:val="false"/>
+                <w:iCs w:val="false"/>
+                <w:color w:val="000000"/>
+                <w:sz w:val="20"/>
+                <w:szCs w:val="20"/>
+              </w:rPr>
+              <w:t xml:space="preserve">Quick Write </w:t>
+            </w:r>
+            <w:r>
+              <w:rPr>
+                <w:rFonts w:ascii="Arial" w:cs="Arial" w:eastAsia="Arial" w:hAnsi="Arial"/>
+                <w:b w:val="false"/>
+                <w:bCs w:val="false"/>
+                <w:i w:val="false"/>
+                <w:iCs w:val="false"/>
+                <w:color w:val="000000"/>
+                <w:sz w:val="20"/>
+                <w:szCs w:val="20"/>
+              </w:rPr>
+              <w:t xml:space="preserve">(3 min — written or verbal):</w:t>
+            </w:r>
+            <w:r>
+              <w:rPr>
+                <w:rFonts w:ascii="Arial" w:cs="Arial" w:eastAsia="Arial" w:hAnsi="Arial"/>
+                <w:sz w:val="20"/>
+                <w:szCs w:val="20"/>
+              </w:rPr>
+              <w:br/>
+              <w:t xml:space="preserve"/>
+            </w:r>
+            <w:r>
+              <w:rPr>
+                <w:rFonts w:ascii="Arial" w:cs="Arial" w:eastAsia="Arial" w:hAnsi="Arial"/>
+                <w:b w:val="false"/>
+                <w:bCs w:val="false"/>
+                <w:i w:val="false"/>
+                <w:iCs w:val="false"/>
+                <w:color w:val="000000"/>
+                <w:sz w:val="20"/>
+                <w:szCs w:val="20"/>
+              </w:rPr>
+              <w:t xml:space="preserve">    What do you already know about how to use zip() to combine sequences and reduce() to accumulate values from an iterable?</w:t>
+            </w:r>
+            <w:r>
+              <w:rPr>
+                <w:rFonts w:ascii="Arial" w:cs="Arial" w:eastAsia="Arial" w:hAnsi="Arial"/>
+                <w:sz w:val="20"/>
+                <w:szCs w:val="20"/>
+              </w:rPr>
+              <w:br/>
+              <w:t xml:space="preserve"/>
+            </w:r>
+            <w:r>
+              <w:rPr>
+                <w:rFonts w:ascii="Arial" w:cs="Arial" w:eastAsia="Arial" w:hAnsi="Arial"/>
+                <w:sz w:val="20"/>
+                <w:szCs w:val="20"/>
+              </w:rPr>
+              <w:br/>
+              <w:t xml:space="preserve"/>
+            </w:r>
+            <w:r>
+              <w:rPr>
+                <w:rFonts w:ascii="Arial" w:cs="Arial" w:eastAsia="Arial" w:hAnsi="Arial"/>
+                <w:b/>
+                <w:bCs/>
+                <w:i w:val="false"/>
+                <w:iCs w:val="false"/>
+                <w:color w:val="000000"/>
+                <w:sz w:val="20"/>
+                <w:szCs w:val="20"/>
+              </w:rPr>
+              <w:t xml:space="preserve">Vocabulary Preview — </w:t>
+            </w:r>
+            <w:r>
+              <w:rPr>
+                <w:rFonts w:ascii="Arial" w:cs="Arial" w:eastAsia="Arial" w:hAnsi="Arial"/>
+                <w:b w:val="false"/>
+                <w:bCs w:val="false"/>
+                <w:i w:val="false"/>
+                <w:iCs w:val="false"/>
+                <w:color w:val="000000"/>
+                <w:sz w:val="20"/>
+                <w:szCs w:val="20"/>
+              </w:rPr>
+              <w:t xml:space="preserve">terms we'll use today:</w:t>
+            </w:r>
+            <w:r>
+              <w:rPr>
+                <w:rFonts w:ascii="Arial" w:cs="Arial" w:eastAsia="Arial" w:hAnsi="Arial"/>
+                <w:sz w:val="20"/>
+                <w:szCs w:val="20"/>
+              </w:rPr>
+              <w:br/>
+              <w:t xml:space="preserve"/>
+            </w:r>
+            <w:r>
+              <w:rPr>
+                <w:rFonts w:ascii="Arial" w:cs="Arial" w:eastAsia="Arial" w:hAnsi="Arial"/>
+                <w:b w:val="false"/>
+                <w:bCs w:val="false"/>
+                <w:i w:val="false"/>
+                <w:iCs w:val="false"/>
+                <w:color w:val="000000"/>
+                <w:sz w:val="20"/>
+                <w:szCs w:val="20"/>
+              </w:rPr>
+              <w:t xml:space="preserve">    • zip(iterable1, iterable2, ...)   •   reduce(function, iterable)   •   Accumulator   •   reduce() workflow</w:t>
+            </w:r>
+            <w:r>
+              <w:rPr>
+                <w:rFonts w:ascii="Arial" w:cs="Arial" w:eastAsia="Arial" w:hAnsi="Arial"/>
+                <w:sz w:val="20"/>
+                <w:szCs w:val="20"/>
+              </w:rPr>
+              <w:br/>
+              <w:t xml:space="preserve"/>
+            </w:r>
+            <w:r>
+              <w:rPr>
+                <w:rFonts w:ascii="Arial" w:cs="Arial" w:eastAsia="Arial" w:hAnsi="Arial"/>
+                <w:sz w:val="20"/>
+                <w:szCs w:val="20"/>
+              </w:rPr>
+              <w:br/>
+              <w:t xml:space="preserve"/>
+            </w:r>
+            <w:r>
+              <w:rPr>
+                <w:rFonts w:ascii="Arial" w:cs="Arial" w:eastAsia="Arial" w:hAnsi="Arial"/>
+                <w:b w:val="false"/>
+                <w:bCs w:val="false"/>
+                <w:i/>
+                <w:iCs/>
+                <w:color w:val="444444"/>
+                <w:sz w:val="20"/>
+                <w:szCs w:val="20"/>
+              </w:rPr>
+              <w:t xml:space="preserve">Today's Goal: By the end of class you will be able to use zip() to combine sequences and reduce() to accumulate values from an iterable.</w:t>
+            </w:r>
+            <w:r>
+              <w:rPr>
+                <w:rFonts w:ascii="Arial" w:cs="Arial" w:eastAsia="Arial" w:hAnsi="Arial"/>
+                <w:sz w:val="20"/>
+                <w:szCs w:val="20"/>
+              </w:rPr>
+              <w:br/>
+              <w:t xml:space="preserve"/>
+            </w:r>
+            <w:r>
+              <w:rPr>
+                <w:rFonts w:ascii="Arial" w:cs="Arial" w:eastAsia="Arial" w:hAnsi="Arial"/>
+                <w:b w:val="false"/>
+                <w:bCs w:val="false"/>
+                <w:i/>
+                <w:iCs/>
+                <w:color w:val="555555"/>
+                <w:sz w:val="20"/>
+                <w:szCs w:val="20"/>
+              </w:rPr>
+              <w:t xml:space="preserve">→ Pair-share your response, then 2–3 students share with the class.</w:t>
             </w:r>
           </w:p>
         </w:tc>
@@ -319,9 +515,9 @@
               <w:right w:val="single" w:color="CCCCCC" w:sz="1"/>
             </w:tcBorders>
             <w:tcMar>
-              <w:top w:type="dxa" w:w="60"/>
+              <w:top w:type="dxa" w:w="80"/>
               <w:left w:type="dxa" w:w="120"/>
-              <w:bottom w:type="dxa" w:w="60"/>
+              <w:bottom w:type="dxa" w:w="80"/>
               <w:right w:type="dxa" w:w="120"/>
             </w:tcMar>
           </w:tcPr>
@@ -348,20 +544,261 @@
               <w:right w:val="single" w:color="CCCCCC" w:sz="1"/>
             </w:tcBorders>
             <w:tcMar>
-              <w:top w:type="dxa" w:w="60"/>
+              <w:top w:type="dxa" w:w="80"/>
               <w:left w:type="dxa" w:w="120"/>
-              <w:bottom w:type="dxa" w:w="60"/>
+              <w:bottom w:type="dxa" w:w="80"/>
               <w:right w:type="dxa" w:w="120"/>
             </w:tcMar>
           </w:tcPr>
           <w:p>
-            <w:r>
-              <w:rPr>
-                <w:rFonts w:ascii="Arial" w:cs="Arial" w:eastAsia="Arial" w:hAnsi="Arial"/>
-                <w:sz w:val="20"/>
-                <w:szCs w:val="20"/>
-              </w:rPr>
-              <w:t xml:space="preserve">Mini Lesson: Higher-Order Functions - zip() and reduce()</w:t>
+            <w:pPr>
+              <w:spacing w:after="80" w:before="80"/>
+            </w:pPr>
+            <w:r>
+              <w:rPr>
+                <w:rFonts w:ascii="Arial" w:cs="Arial" w:eastAsia="Arial" w:hAnsi="Arial"/>
+                <w:b/>
+                <w:bCs/>
+                <w:i w:val="false"/>
+                <w:iCs w:val="false"/>
+                <w:color w:val="000000"/>
+                <w:sz w:val="22"/>
+                <w:szCs w:val="22"/>
+              </w:rPr>
+              <w:t xml:space="preserve">Mini Lesson: </w:t>
+            </w:r>
+            <w:r>
+              <w:rPr>
+                <w:rFonts w:ascii="Arial" w:cs="Arial" w:eastAsia="Arial" w:hAnsi="Arial"/>
+                <w:b w:val="false"/>
+                <w:bCs w:val="false"/>
+                <w:i w:val="false"/>
+                <w:iCs w:val="false"/>
+                <w:color w:val="000000"/>
+                <w:sz w:val="22"/>
+                <w:szCs w:val="22"/>
+              </w:rPr>
+              <w:t xml:space="preserve">Higher-Order Functions - zip() and reduce()</w:t>
+            </w:r>
+            <w:r>
+              <w:rPr>
+                <w:rFonts w:ascii="Arial" w:cs="Arial" w:eastAsia="Arial" w:hAnsi="Arial"/>
+                <w:sz w:val="20"/>
+                <w:szCs w:val="20"/>
+              </w:rPr>
+              <w:br/>
+              <w:t xml:space="preserve"/>
+            </w:r>
+            <w:r>
+              <w:rPr>
+                <w:rFonts w:ascii="Arial" w:cs="Arial" w:eastAsia="Arial" w:hAnsi="Arial"/>
+                <w:sz w:val="20"/>
+                <w:szCs w:val="20"/>
+              </w:rPr>
+              <w:br/>
+              <w:t xml:space="preserve"/>
+            </w:r>
+            <w:r>
+              <w:rPr>
+                <w:rFonts w:ascii="Arial" w:cs="Arial" w:eastAsia="Arial" w:hAnsi="Arial"/>
+                <w:b/>
+                <w:bCs/>
+                <w:i/>
+                <w:iCs/>
+                <w:color w:val="000000"/>
+                <w:sz w:val="20"/>
+                <w:szCs w:val="20"/>
+              </w:rPr>
+              <w:t xml:space="preserve">Learning Target: </w:t>
+            </w:r>
+            <w:r>
+              <w:rPr>
+                <w:rFonts w:ascii="Arial" w:cs="Arial" w:eastAsia="Arial" w:hAnsi="Arial"/>
+                <w:b w:val="false"/>
+                <w:bCs w:val="false"/>
+                <w:i/>
+                <w:iCs/>
+                <w:color w:val="333333"/>
+                <w:sz w:val="20"/>
+                <w:szCs w:val="20"/>
+              </w:rPr>
+              <w:t xml:space="preserve">I can use zip() to combine sequences and reduce() to accumulate values from an iterable.</w:t>
+            </w:r>
+            <w:r>
+              <w:rPr>
+                <w:rFonts w:ascii="Arial" w:cs="Arial" w:eastAsia="Arial" w:hAnsi="Arial"/>
+                <w:sz w:val="20"/>
+                <w:szCs w:val="20"/>
+              </w:rPr>
+              <w:br/>
+              <w:t xml:space="preserve"/>
+            </w:r>
+            <w:r>
+              <w:rPr>
+                <w:rFonts w:ascii="Arial" w:cs="Arial" w:eastAsia="Arial" w:hAnsi="Arial"/>
+                <w:sz w:val="20"/>
+                <w:szCs w:val="20"/>
+              </w:rPr>
+              <w:br/>
+              <w:t xml:space="preserve"/>
+            </w:r>
+            <w:r>
+              <w:rPr>
+                <w:rFonts w:ascii="Arial" w:cs="Arial" w:eastAsia="Arial" w:hAnsi="Arial"/>
+                <w:b w:val="false"/>
+                <w:bCs w:val="false"/>
+                <w:i w:val="false"/>
+                <w:iCs w:val="false"/>
+                <w:color w:val="000000"/>
+                <w:sz w:val="20"/>
+                <w:szCs w:val="20"/>
+              </w:rPr>
+              <w:t xml:space="preserve">zip(iterable1, iterable2, ...) — Combines multiple iterables element-by-element. Returns an iterator of tuples, where each tuple contains one element from each input iterable. Stops when the shortest iterable is exhausted.</w:t>
+            </w:r>
+            <w:r>
+              <w:rPr>
+                <w:rFonts w:ascii="Arial" w:cs="Arial" w:eastAsia="Arial" w:hAnsi="Arial"/>
+                <w:sz w:val="20"/>
+                <w:szCs w:val="20"/>
+              </w:rPr>
+              <w:br/>
+              <w:t xml:space="preserve"/>
+            </w:r>
+            <w:r>
+              <w:rPr>
+                <w:rFonts w:ascii="Arial" w:cs="Arial" w:eastAsia="Arial" w:hAnsi="Arial"/>
+                <w:b w:val="false"/>
+                <w:bCs w:val="false"/>
+                <w:i w:val="false"/>
+                <w:iCs w:val="false"/>
+                <w:color w:val="000000"/>
+                <w:sz w:val="20"/>
+                <w:szCs w:val="20"/>
+              </w:rPr>
+              <w:t xml:space="preserve">reduce(function, iterable) — Applies a function cumulatively to items in an iterable to reduce it to a single value. Requires from functools import reduce.</w:t>
+            </w:r>
+            <w:r>
+              <w:rPr>
+                <w:rFonts w:ascii="Arial" w:cs="Arial" w:eastAsia="Arial" w:hAnsi="Arial"/>
+                <w:sz w:val="20"/>
+                <w:szCs w:val="20"/>
+              </w:rPr>
+              <w:br/>
+              <w:t xml:space="preserve"/>
+            </w:r>
+            <w:r>
+              <w:rPr>
+                <w:rFonts w:ascii="Arial" w:cs="Arial" w:eastAsia="Arial" w:hAnsi="Arial"/>
+                <w:sz w:val="20"/>
+                <w:szCs w:val="20"/>
+              </w:rPr>
+              <w:br/>
+              <w:t xml:space="preserve"/>
+            </w:r>
+            <w:r>
+              <w:rPr>
+                <w:rFonts w:ascii="Arial" w:cs="Arial" w:eastAsia="Arial" w:hAnsi="Arial"/>
+                <w:b/>
+                <w:bCs/>
+                <w:i w:val="false"/>
+                <w:iCs w:val="false"/>
+                <w:color w:val="000000"/>
+                <w:sz w:val="20"/>
+                <w:szCs w:val="20"/>
+              </w:rPr>
+              <w:t xml:space="preserve">Vocabulary: </w:t>
+            </w:r>
+            <w:r>
+              <w:rPr>
+                <w:rFonts w:ascii="Arial" w:cs="Arial" w:eastAsia="Arial" w:hAnsi="Arial"/>
+                <w:b w:val="false"/>
+                <w:bCs w:val="false"/>
+                <w:i w:val="false"/>
+                <w:iCs w:val="false"/>
+                <w:color w:val="000000"/>
+                <w:sz w:val="20"/>
+                <w:szCs w:val="20"/>
+              </w:rPr>
+              <w:t xml:space="preserve">zip(iterable1, iterable2, ...), reduce(function, iterable), Accumulator, reduce() workflow</w:t>
+            </w:r>
+            <w:r>
+              <w:rPr>
+                <w:rFonts w:ascii="Arial" w:cs="Arial" w:eastAsia="Arial" w:hAnsi="Arial"/>
+                <w:sz w:val="20"/>
+                <w:szCs w:val="20"/>
+              </w:rPr>
+              <w:br/>
+              <w:t xml:space="preserve"/>
+            </w:r>
+            <w:r>
+              <w:rPr>
+                <w:rFonts w:ascii="Arial" w:cs="Arial" w:eastAsia="Arial" w:hAnsi="Arial"/>
+                <w:sz w:val="20"/>
+                <w:szCs w:val="20"/>
+              </w:rPr>
+              <w:br/>
+              <w:t xml:space="preserve"/>
+            </w:r>
+            <w:r>
+              <w:rPr>
+                <w:rFonts w:ascii="Arial" w:cs="Arial" w:eastAsia="Arial" w:hAnsi="Arial"/>
+                <w:b/>
+                <w:bCs/>
+                <w:i/>
+                <w:iCs/>
+                <w:color w:val="555555"/>
+                <w:sz w:val="20"/>
+                <w:szCs w:val="20"/>
+              </w:rPr>
+              <w:t xml:space="preserve">→ Live Demo — </w:t>
+            </w:r>
+            <w:r>
+              <w:rPr>
+                <w:rFonts w:ascii="Arial" w:cs="Arial" w:eastAsia="Arial" w:hAnsi="Arial"/>
+                <w:b w:val="false"/>
+                <w:bCs w:val="false"/>
+                <w:i/>
+                <w:iCs/>
+                <w:color w:val="555555"/>
+                <w:sz w:val="20"/>
+                <w:szCs w:val="20"/>
+              </w:rPr>
+              <w:t xml:space="preserve">type examples as students follow along in their own editor.</w:t>
+            </w:r>
+            <w:r>
+              <w:rPr>
+                <w:rFonts w:ascii="Arial" w:cs="Arial" w:eastAsia="Arial" w:hAnsi="Arial"/>
+                <w:sz w:val="20"/>
+                <w:szCs w:val="20"/>
+              </w:rPr>
+              <w:br/>
+              <w:t xml:space="preserve"/>
+            </w:r>
+            <w:r>
+              <w:rPr>
+                <w:rFonts w:ascii="Arial" w:cs="Arial" w:eastAsia="Arial" w:hAnsi="Arial"/>
+                <w:b/>
+                <w:bCs/>
+                <w:i/>
+                <w:iCs/>
+                <w:color w:val="555555"/>
+                <w:sz w:val="20"/>
+                <w:szCs w:val="20"/>
+              </w:rPr>
+              <w:t xml:space="preserve">→ Check for Understanding: </w:t>
+            </w:r>
+            <w:r>
+              <w:rPr>
+                <w:rFonts w:ascii="Arial" w:cs="Arial" w:eastAsia="Arial" w:hAnsi="Arial"/>
+                <w:b w:val="false"/>
+                <w:bCs w:val="false"/>
+                <w:i/>
+                <w:iCs/>
+                <w:color w:val="555555"/>
+                <w:sz w:val="20"/>
+                <w:szCs w:val="20"/>
+              </w:rPr>
+              <w:t xml:space="preserve">pause and cold-call: “Can someone explain what we just did in their own words?”</w:t>
             </w:r>
           </w:p>
         </w:tc>
@@ -377,9 +814,9 @@
               <w:right w:val="single" w:color="CCCCCC" w:sz="1"/>
             </w:tcBorders>
             <w:tcMar>
-              <w:top w:type="dxa" w:w="60"/>
+              <w:top w:type="dxa" w:w="80"/>
               <w:left w:type="dxa" w:w="120"/>
-              <w:bottom w:type="dxa" w:w="60"/>
+              <w:bottom w:type="dxa" w:w="80"/>
               <w:right w:type="dxa" w:w="120"/>
             </w:tcMar>
           </w:tcPr>
@@ -406,20 +843,90 @@
               <w:right w:val="single" w:color="CCCCCC" w:sz="1"/>
             </w:tcBorders>
             <w:tcMar>
-              <w:top w:type="dxa" w:w="60"/>
+              <w:top w:type="dxa" w:w="80"/>
               <w:left w:type="dxa" w:w="120"/>
-              <w:bottom w:type="dxa" w:w="60"/>
+              <w:bottom w:type="dxa" w:w="80"/>
               <w:right w:type="dxa" w:w="120"/>
             </w:tcMar>
           </w:tcPr>
           <w:p>
-            <w:r>
-              <w:rPr>
-                <w:rFonts w:ascii="Arial" w:cs="Arial" w:eastAsia="Arial" w:hAnsi="Arial"/>
-                <w:sz w:val="20"/>
-                <w:szCs w:val="20"/>
+            <w:pPr>
+              <w:spacing w:after="80" w:before="80"/>
+            </w:pPr>
+            <w:r>
+              <w:rPr>
+                <w:rFonts w:ascii="Arial" w:cs="Arial" w:eastAsia="Arial" w:hAnsi="Arial"/>
+                <w:b/>
+                <w:bCs/>
+                <w:i w:val="false"/>
+                <w:iCs w:val="false"/>
+                <w:color w:val="000000"/>
+                <w:sz w:val="22"/>
+                <w:szCs w:val="22"/>
               </w:rPr>
               <w:t xml:space="preserve">Guided Practice</w:t>
+            </w:r>
+            <w:r>
+              <w:rPr>
+                <w:rFonts w:ascii="Arial" w:cs="Arial" w:eastAsia="Arial" w:hAnsi="Arial"/>
+                <w:sz w:val="20"/>
+                <w:szCs w:val="20"/>
+              </w:rPr>
+              <w:br/>
+              <w:t xml:space="preserve"/>
+            </w:r>
+            <w:r>
+              <w:rPr>
+                <w:rFonts w:ascii="Arial" w:cs="Arial" w:eastAsia="Arial" w:hAnsi="Arial"/>
+                <w:sz w:val="20"/>
+                <w:szCs w:val="20"/>
+              </w:rPr>
+              <w:br/>
+              <w:t xml:space="preserve"/>
+            </w:r>
+            <w:r>
+              <w:rPr>
+                <w:rFonts w:ascii="Arial" w:cs="Arial" w:eastAsia="Arial" w:hAnsi="Arial"/>
+                <w:b w:val="false"/>
+                <w:bCs w:val="false"/>
+                <w:i w:val="false"/>
+                <w:iCs w:val="false"/>
+                <w:color w:val="000000"/>
+                <w:sz w:val="20"/>
+                <w:szCs w:val="20"/>
+              </w:rPr>
+              <w:t xml:space="preserve">Step 1: Use zip() to pair names with scores.</w:t>
+            </w:r>
+            <w:r>
+              <w:rPr>
+                <w:rFonts w:ascii="Arial" w:cs="Arial" w:eastAsia="Arial" w:hAnsi="Arial"/>
+                <w:sz w:val="20"/>
+                <w:szCs w:val="20"/>
+              </w:rPr>
+              <w:br/>
+              <w:t xml:space="preserve"/>
+            </w:r>
+            <w:r>
+              <w:rPr>
+                <w:rFonts w:ascii="Arial" w:cs="Arial" w:eastAsia="Arial" w:hAnsi="Arial"/>
+                <w:sz w:val="20"/>
+                <w:szCs w:val="20"/>
+              </w:rPr>
+              <w:br/>
+              <w:t xml:space="preserve"/>
+            </w:r>
+            <w:r>
+              <w:rPr>
+                <w:rFonts w:ascii="Arial" w:cs="Arial" w:eastAsia="Arial" w:hAnsi="Arial"/>
+                <w:b w:val="false"/>
+                <w:bCs w:val="false"/>
+                <w:i/>
+                <w:iCs/>
+                <w:color w:val="555555"/>
+                <w:sz w:val="20"/>
+                <w:szCs w:val="20"/>
+              </w:rPr>
+              <w:t xml:space="preserve">→ Teacher models — students try alongside, then compare results.</w:t>
             </w:r>
           </w:p>
         </w:tc>
@@ -435,9 +942,9 @@
               <w:right w:val="single" w:color="CCCCCC" w:sz="1"/>
             </w:tcBorders>
             <w:tcMar>
-              <w:top w:type="dxa" w:w="60"/>
+              <w:top w:type="dxa" w:w="80"/>
               <w:left w:type="dxa" w:w="120"/>
-              <w:bottom w:type="dxa" w:w="60"/>
+              <w:bottom w:type="dxa" w:w="80"/>
               <w:right w:type="dxa" w:w="120"/>
             </w:tcMar>
           </w:tcPr>
@@ -450,7 +957,7 @@
                 <w:sz w:val="20"/>
                 <w:szCs w:val="20"/>
               </w:rPr>
-              <w:t xml:space="preserve">15-20 min</w:t>
+              <w:t xml:space="preserve">15–20 min</w:t>
             </w:r>
           </w:p>
         </w:tc>
@@ -464,20 +971,81 @@
               <w:right w:val="single" w:color="CCCCCC" w:sz="1"/>
             </w:tcBorders>
             <w:tcMar>
-              <w:top w:type="dxa" w:w="60"/>
+              <w:top w:type="dxa" w:w="80"/>
               <w:left w:type="dxa" w:w="120"/>
-              <w:bottom w:type="dxa" w:w="60"/>
+              <w:bottom w:type="dxa" w:w="80"/>
               <w:right w:type="dxa" w:w="120"/>
             </w:tcMar>
           </w:tcPr>
           <w:p>
-            <w:r>
-              <w:rPr>
-                <w:rFonts w:ascii="Arial" w:cs="Arial" w:eastAsia="Arial" w:hAnsi="Arial"/>
-                <w:sz w:val="20"/>
-                <w:szCs w:val="20"/>
+            <w:pPr>
+              <w:spacing w:after="80" w:before="80"/>
+            </w:pPr>
+            <w:r>
+              <w:rPr>
+                <w:rFonts w:ascii="Arial" w:cs="Arial" w:eastAsia="Arial" w:hAnsi="Arial"/>
+                <w:b/>
+                <w:bCs/>
+                <w:i w:val="false"/>
+                <w:iCs w:val="false"/>
+                <w:color w:val="000000"/>
+                <w:sz w:val="22"/>
+                <w:szCs w:val="22"/>
               </w:rPr>
               <w:t xml:space="preserve">Independent Practice / Code Along</w:t>
+            </w:r>
+            <w:r>
+              <w:rPr>
+                <w:rFonts w:ascii="Arial" w:cs="Arial" w:eastAsia="Arial" w:hAnsi="Arial"/>
+                <w:sz w:val="20"/>
+                <w:szCs w:val="20"/>
+              </w:rPr>
+              <w:br/>
+              <w:t xml:space="preserve"/>
+            </w:r>
+            <w:r>
+              <w:rPr>
+                <w:rFonts w:ascii="Arial" w:cs="Arial" w:eastAsia="Arial" w:hAnsi="Arial"/>
+                <w:b w:val="false"/>
+                <w:bCs w:val="false"/>
+                <w:i w:val="false"/>
+                <w:iCs w:val="false"/>
+                <w:color w:val="000000"/>
+                <w:sz w:val="20"/>
+                <w:szCs w:val="20"/>
+              </w:rPr>
+              <w:t xml:space="preserve">    Work through problems from the day's exercise set.</w:t>
+            </w:r>
+            <w:r>
+              <w:rPr>
+                <w:rFonts w:ascii="Arial" w:cs="Arial" w:eastAsia="Arial" w:hAnsi="Arial"/>
+                <w:sz w:val="20"/>
+                <w:szCs w:val="20"/>
+              </w:rPr>
+              <w:br/>
+              <w:t xml:space="preserve"/>
+            </w:r>
+            <w:r>
+              <w:rPr>
+                <w:rFonts w:ascii="Arial" w:cs="Arial" w:eastAsia="Arial" w:hAnsi="Arial"/>
+                <w:sz w:val="20"/>
+                <w:szCs w:val="20"/>
+              </w:rPr>
+              <w:br/>
+              <w:t xml:space="preserve"/>
+            </w:r>
+            <w:r>
+              <w:rPr>
+                <w:rFonts w:ascii="Arial" w:cs="Arial" w:eastAsia="Arial" w:hAnsi="Arial"/>
+                <w:b w:val="false"/>
+                <w:bCs w:val="false"/>
+                <w:i/>
+                <w:iCs/>
+                <w:color w:val="555555"/>
+                <w:sz w:val="20"/>
+                <w:szCs w:val="20"/>
+              </w:rPr>
+              <w:t xml:space="preserve">→ Teacher circulates — offer hints, check for understanding.</w:t>
             </w:r>
           </w:p>
         </w:tc>
@@ -493,9 +1061,9 @@
               <w:right w:val="single" w:color="CCCCCC" w:sz="1"/>
             </w:tcBorders>
             <w:tcMar>
-              <w:top w:type="dxa" w:w="60"/>
+              <w:top w:type="dxa" w:w="80"/>
               <w:left w:type="dxa" w:w="120"/>
-              <w:bottom w:type="dxa" w:w="60"/>
+              <w:bottom w:type="dxa" w:w="80"/>
               <w:right w:type="dxa" w:w="120"/>
             </w:tcMar>
           </w:tcPr>
@@ -522,20 +1090,90 @@
               <w:right w:val="single" w:color="CCCCCC" w:sz="1"/>
             </w:tcBorders>
             <w:tcMar>
-              <w:top w:type="dxa" w:w="60"/>
+              <w:top w:type="dxa" w:w="80"/>
               <w:left w:type="dxa" w:w="120"/>
-              <w:bottom w:type="dxa" w:w="60"/>
+              <w:bottom w:type="dxa" w:w="80"/>
               <w:right w:type="dxa" w:w="120"/>
             </w:tcMar>
           </w:tcPr>
           <w:p>
-            <w:r>
-              <w:rPr>
-                <w:rFonts w:ascii="Arial" w:cs="Arial" w:eastAsia="Arial" w:hAnsi="Arial"/>
-                <w:sz w:val="20"/>
-                <w:szCs w:val="20"/>
+            <w:pPr>
+              <w:spacing w:after="80" w:before="80"/>
+            </w:pPr>
+            <w:r>
+              <w:rPr>
+                <w:rFonts w:ascii="Arial" w:cs="Arial" w:eastAsia="Arial" w:hAnsi="Arial"/>
+                <w:b/>
+                <w:bCs/>
+                <w:i w:val="false"/>
+                <w:iCs w:val="false"/>
+                <w:color w:val="000000"/>
+                <w:sz w:val="22"/>
+                <w:szCs w:val="22"/>
               </w:rPr>
               <w:t xml:space="preserve">Exit Ticket / Wrap-Up</w:t>
+            </w:r>
+            <w:r>
+              <w:rPr>
+                <w:rFonts w:ascii="Arial" w:cs="Arial" w:eastAsia="Arial" w:hAnsi="Arial"/>
+                <w:sz w:val="20"/>
+                <w:szCs w:val="20"/>
+              </w:rPr>
+              <w:br/>
+              <w:t xml:space="preserve"/>
+            </w:r>
+            <w:r>
+              <w:rPr>
+                <w:rFonts w:ascii="Arial" w:cs="Arial" w:eastAsia="Arial" w:hAnsi="Arial"/>
+                <w:sz w:val="20"/>
+                <w:szCs w:val="20"/>
+              </w:rPr>
+              <w:br/>
+              <w:t xml:space="preserve"/>
+            </w:r>
+            <w:r>
+              <w:rPr>
+                <w:rFonts w:ascii="Arial" w:cs="Arial" w:eastAsia="Arial" w:hAnsi="Arial"/>
+                <w:b w:val="false"/>
+                <w:bCs w:val="false"/>
+                <w:i w:val="false"/>
+                <w:iCs w:val="false"/>
+                <w:color w:val="000000"/>
+                <w:sz w:val="20"/>
+                <w:szCs w:val="20"/>
+              </w:rPr>
+              <w:t xml:space="preserve">Quick Check: Use zip() to combine sequences and reduce() to accumulate values from an iterable?</w:t>
+            </w:r>
+            <w:r>
+              <w:rPr>
+                <w:rFonts w:ascii="Arial" w:cs="Arial" w:eastAsia="Arial" w:hAnsi="Arial"/>
+                <w:sz w:val="20"/>
+                <w:szCs w:val="20"/>
+              </w:rPr>
+              <w:br/>
+              <w:t xml:space="preserve"/>
+            </w:r>
+            <w:r>
+              <w:rPr>
+                <w:rFonts w:ascii="Arial" w:cs="Arial" w:eastAsia="Arial" w:hAnsi="Arial"/>
+                <w:sz w:val="20"/>
+                <w:szCs w:val="20"/>
+              </w:rPr>
+              <w:br/>
+              <w:t xml:space="preserve"/>
+            </w:r>
+            <w:r>
+              <w:rPr>
+                <w:rFonts w:ascii="Arial" w:cs="Arial" w:eastAsia="Arial" w:hAnsi="Arial"/>
+                <w:b w:val="false"/>
+                <w:bCs w:val="false"/>
+                <w:i/>
+                <w:iCs/>
+                <w:color w:val="555555"/>
+                <w:sz w:val="20"/>
+                <w:szCs w:val="20"/>
+              </w:rPr>
+              <w:t xml:space="preserve">→ 3–2–1: Name 3 things learned, 2 new vocab words, 1 question you still have.</w:t>
             </w:r>
           </w:p>
         </w:tc>
@@ -723,19 +1361,6 @@
                 <w:sz w:val="18"/>
                 <w:szCs w:val="18"/>
               </w:rPr>
-              <w:t xml:space="preserve"># Example 1: zip() - combine two lists</w:t>
-            </w:r>
-          </w:p>
-          <w:p>
-            <w:pPr>
-              <w:spacing w:after="20"/>
-            </w:pPr>
-            <w:r>
-              <w:rPr>
-                <w:rFonts w:ascii="Courier New" w:cs="Courier New" w:eastAsia="Courier New" w:hAnsi="Courier New"/>
-                <w:sz w:val="18"/>
-                <w:szCs w:val="18"/>
-              </w:rPr>
               <w:t xml:space="preserve">names = ["Alice", "Bob", "Charlie"]</w:t>
             </w:r>
           </w:p>
@@ -788,33 +1413,33 @@
                 <w:sz w:val="18"/>
                 <w:szCs w:val="18"/>
               </w:rPr>
-              <w:t xml:space="preserve"># Output: [('Alice', 25), ('Bob', 30), ('Charlie', 28)]</w:t>
-            </w:r>
-          </w:p>
-          <w:p>
-            <w:pPr>
-              <w:spacing w:after="20"/>
-            </w:pPr>
-            <w:r>
-              <w:rPr>
-                <w:rFonts w:ascii="Courier New" w:cs="Courier New" w:eastAsia="Courier New" w:hAnsi="Courier New"/>
-                <w:sz w:val="18"/>
-                <w:szCs w:val="18"/>
-              </w:rPr>
-              <w:t xml:space="preserve"> </w:t>
-            </w:r>
-          </w:p>
-          <w:p>
-            <w:pPr>
-              <w:spacing w:after="20"/>
-            </w:pPr>
-            <w:r>
-              <w:rPr>
-                <w:rFonts w:ascii="Courier New" w:cs="Courier New" w:eastAsia="Courier New" w:hAnsi="Courier New"/>
-                <w:sz w:val="18"/>
-                <w:szCs w:val="18"/>
-              </w:rPr>
-              <w:t xml:space="preserve"># Example 2: zip() with unequal lengths</w:t>
+              <w:t xml:space="preserve"> </w:t>
+            </w:r>
+          </w:p>
+          <w:p>
+            <w:pPr>
+              <w:spacing w:after="20"/>
+            </w:pPr>
+            <w:r>
+              <w:rPr>
+                <w:rFonts w:ascii="Courier New" w:cs="Courier New" w:eastAsia="Courier New" w:hAnsi="Courier New"/>
+                <w:sz w:val="18"/>
+                <w:szCs w:val="18"/>
+              </w:rPr>
+              <w:t xml:space="preserve"> </w:t>
+            </w:r>
+          </w:p>
+          <w:p>
+            <w:pPr>
+              <w:spacing w:after="20"/>
+            </w:pPr>
+            <w:r>
+              <w:rPr>
+                <w:rFonts w:ascii="Courier New" w:cs="Courier New" w:eastAsia="Courier New" w:hAnsi="Courier New"/>
+                <w:sz w:val="18"/>
+                <w:szCs w:val="18"/>
+              </w:rPr>
+              <w:t xml:space="preserve"> </w:t>
             </w:r>
           </w:p>
           <w:p>
@@ -879,33 +1504,33 @@
                 <w:sz w:val="18"/>
                 <w:szCs w:val="18"/>
               </w:rPr>
-              <w:t xml:space="preserve"># Output: [(1, 'a'), (2, 'b'), (3, 'c')]  -- stops at shortest</w:t>
-            </w:r>
-          </w:p>
-          <w:p>
-            <w:pPr>
-              <w:spacing w:after="20"/>
-            </w:pPr>
-            <w:r>
-              <w:rPr>
-                <w:rFonts w:ascii="Courier New" w:cs="Courier New" w:eastAsia="Courier New" w:hAnsi="Courier New"/>
-                <w:sz w:val="18"/>
-                <w:szCs w:val="18"/>
-              </w:rPr>
-              <w:t xml:space="preserve"> </w:t>
-            </w:r>
-          </w:p>
-          <w:p>
-            <w:pPr>
-              <w:spacing w:after="20"/>
-            </w:pPr>
-            <w:r>
-              <w:rPr>
-                <w:rFonts w:ascii="Courier New" w:cs="Courier New" w:eastAsia="Courier New" w:hAnsi="Courier New"/>
-                <w:sz w:val="18"/>
-                <w:szCs w:val="18"/>
-              </w:rPr>
-              <w:t xml:space="preserve"># Example 3: Unpacking zip() in a loop</w:t>
+              <w:t xml:space="preserve"> </w:t>
+            </w:r>
+          </w:p>
+          <w:p>
+            <w:pPr>
+              <w:spacing w:after="20"/>
+            </w:pPr>
+            <w:r>
+              <w:rPr>
+                <w:rFonts w:ascii="Courier New" w:cs="Courier New" w:eastAsia="Courier New" w:hAnsi="Courier New"/>
+                <w:sz w:val="18"/>
+                <w:szCs w:val="18"/>
+              </w:rPr>
+              <w:t xml:space="preserve"> </w:t>
+            </w:r>
+          </w:p>
+          <w:p>
+            <w:pPr>
+              <w:spacing w:after="20"/>
+            </w:pPr>
+            <w:r>
+              <w:rPr>
+                <w:rFonts w:ascii="Courier New" w:cs="Courier New" w:eastAsia="Courier New" w:hAnsi="Courier New"/>
+                <w:sz w:val="18"/>
+                <w:szCs w:val="18"/>
+              </w:rPr>
+              <w:t xml:space="preserve"> </w:t>
             </w:r>
           </w:p>
           <w:p>
@@ -970,59 +1595,59 @@
                 <w:sz w:val="18"/>
                 <w:szCs w:val="18"/>
               </w:rPr>
-              <w:t xml:space="preserve"># Output:</w:t>
-            </w:r>
-          </w:p>
-          <w:p>
-            <w:pPr>
-              <w:spacing w:after="20"/>
-            </w:pPr>
-            <w:r>
-              <w:rPr>
-                <w:rFonts w:ascii="Courier New" w:cs="Courier New" w:eastAsia="Courier New" w:hAnsi="Courier New"/>
-                <w:sz w:val="18"/>
-                <w:szCs w:val="18"/>
-              </w:rPr>
-              <w:t xml:space="preserve"># Alice: 95</w:t>
-            </w:r>
-          </w:p>
-          <w:p>
-            <w:pPr>
-              <w:spacing w:after="20"/>
-            </w:pPr>
-            <w:r>
-              <w:rPr>
-                <w:rFonts w:ascii="Courier New" w:cs="Courier New" w:eastAsia="Courier New" w:hAnsi="Courier New"/>
-                <w:sz w:val="18"/>
-                <w:szCs w:val="18"/>
-              </w:rPr>
-              <w:t xml:space="preserve"># Bob: 87</w:t>
-            </w:r>
-          </w:p>
-          <w:p>
-            <w:pPr>
-              <w:spacing w:after="20"/>
-            </w:pPr>
-            <w:r>
-              <w:rPr>
-                <w:rFonts w:ascii="Courier New" w:cs="Courier New" w:eastAsia="Courier New" w:hAnsi="Courier New"/>
-                <w:sz w:val="18"/>
-                <w:szCs w:val="18"/>
-              </w:rPr>
-              <w:t xml:space="preserve"> </w:t>
-            </w:r>
-          </w:p>
-          <w:p>
-            <w:pPr>
-              <w:spacing w:after="20"/>
-            </w:pPr>
-            <w:r>
-              <w:rPr>
-                <w:rFonts w:ascii="Courier New" w:cs="Courier New" w:eastAsia="Courier New" w:hAnsi="Courier New"/>
-                <w:sz w:val="18"/>
-                <w:szCs w:val="18"/>
-              </w:rPr>
-              <w:t xml:space="preserve"># Example 4: zip() with multiple iterables</w:t>
+              <w:t xml:space="preserve"> </w:t>
+            </w:r>
+          </w:p>
+          <w:p>
+            <w:pPr>
+              <w:spacing w:after="20"/>
+            </w:pPr>
+            <w:r>
+              <w:rPr>
+                <w:rFonts w:ascii="Courier New" w:cs="Courier New" w:eastAsia="Courier New" w:hAnsi="Courier New"/>
+                <w:sz w:val="18"/>
+                <w:szCs w:val="18"/>
+              </w:rPr>
+              <w:t xml:space="preserve"> </w:t>
+            </w:r>
+          </w:p>
+          <w:p>
+            <w:pPr>
+              <w:spacing w:after="20"/>
+            </w:pPr>
+            <w:r>
+              <w:rPr>
+                <w:rFonts w:ascii="Courier New" w:cs="Courier New" w:eastAsia="Courier New" w:hAnsi="Courier New"/>
+                <w:sz w:val="18"/>
+                <w:szCs w:val="18"/>
+              </w:rPr>
+              <w:t xml:space="preserve"> </w:t>
+            </w:r>
+          </w:p>
+          <w:p>
+            <w:pPr>
+              <w:spacing w:after="20"/>
+            </w:pPr>
+            <w:r>
+              <w:rPr>
+                <w:rFonts w:ascii="Courier New" w:cs="Courier New" w:eastAsia="Courier New" w:hAnsi="Courier New"/>
+                <w:sz w:val="18"/>
+                <w:szCs w:val="18"/>
+              </w:rPr>
+              <w:t xml:space="preserve"> </w:t>
+            </w:r>
+          </w:p>
+          <w:p>
+            <w:pPr>
+              <w:spacing w:after="20"/>
+            </w:pPr>
+            <w:r>
+              <w:rPr>
+                <w:rFonts w:ascii="Courier New" w:cs="Courier New" w:eastAsia="Courier New" w:hAnsi="Courier New"/>
+                <w:sz w:val="18"/>
+                <w:szCs w:val="18"/>
+              </w:rPr>
+              <w:t xml:space="preserve"> </w:t>
             </w:r>
           </w:p>
           <w:p>
@@ -1100,33 +1725,33 @@
                 <w:sz w:val="18"/>
                 <w:szCs w:val="18"/>
               </w:rPr>
-              <w:t xml:space="preserve"># Output: [(1, 'a', 10), (2, 'b', 20), (3, 'c', 30)]</w:t>
-            </w:r>
-          </w:p>
-          <w:p>
-            <w:pPr>
-              <w:spacing w:after="20"/>
-            </w:pPr>
-            <w:r>
-              <w:rPr>
-                <w:rFonts w:ascii="Courier New" w:cs="Courier New" w:eastAsia="Courier New" w:hAnsi="Courier New"/>
-                <w:sz w:val="18"/>
-                <w:szCs w:val="18"/>
-              </w:rPr>
-              <w:t xml:space="preserve"> </w:t>
-            </w:r>
-          </w:p>
-          <w:p>
-            <w:pPr>
-              <w:spacing w:after="20"/>
-            </w:pPr>
-            <w:r>
-              <w:rPr>
-                <w:rFonts w:ascii="Courier New" w:cs="Courier New" w:eastAsia="Courier New" w:hAnsi="Courier New"/>
-                <w:sz w:val="18"/>
-                <w:szCs w:val="18"/>
-              </w:rPr>
-              <w:t xml:space="preserve"># Example 5: reduce() - sum all numbers</w:t>
+              <w:t xml:space="preserve"> </w:t>
+            </w:r>
+          </w:p>
+          <w:p>
+            <w:pPr>
+              <w:spacing w:after="20"/>
+            </w:pPr>
+            <w:r>
+              <w:rPr>
+                <w:rFonts w:ascii="Courier New" w:cs="Courier New" w:eastAsia="Courier New" w:hAnsi="Courier New"/>
+                <w:sz w:val="18"/>
+                <w:szCs w:val="18"/>
+              </w:rPr>
+              <w:t xml:space="preserve"> </w:t>
+            </w:r>
+          </w:p>
+          <w:p>
+            <w:pPr>
+              <w:spacing w:after="20"/>
+            </w:pPr>
+            <w:r>
+              <w:rPr>
+                <w:rFonts w:ascii="Courier New" w:cs="Courier New" w:eastAsia="Courier New" w:hAnsi="Courier New"/>
+                <w:sz w:val="18"/>
+                <w:szCs w:val="18"/>
+              </w:rPr>
+              <w:t xml:space="preserve"> </w:t>
             </w:r>
           </w:p>
           <w:p>
@@ -1217,7 +1842,7 @@
                 <w:sz w:val="18"/>
                 <w:szCs w:val="18"/>
               </w:rPr>
-              <w:t xml:space="preserve"># Example 6: reduce() - find product</w:t>
+              <w:t xml:space="preserve"> </w:t>
             </w:r>
           </w:p>
           <w:p>
@@ -1282,7 +1907,7 @@
                 <w:sz w:val="18"/>
                 <w:szCs w:val="18"/>
               </w:rPr>
-              <w:t xml:space="preserve"># Example 7: reduce() - find maximum</w:t>
+              <w:t xml:space="preserve"> </w:t>
             </w:r>
           </w:p>
           <w:p>
@@ -1347,7 +1972,7 @@
                 <w:sz w:val="18"/>
                 <w:szCs w:val="18"/>
               </w:rPr>
-              <w:t xml:space="preserve"># Example 8: reduce() with initial value</w:t>
+              <w:t xml:space="preserve"> </w:t>
             </w:r>
           </w:p>
           <w:p>
@@ -1438,7 +2063,7 @@
                 <w:sz w:val="18"/>
                 <w:szCs w:val="18"/>
               </w:rPr>
-              <w:t xml:space="preserve"># With initial value, it's safer (works on empty lists)</w:t>
+              <w:t xml:space="preserve"> </w:t>
             </w:r>
           </w:p>
           <w:p>
@@ -1503,7 +2128,7 @@
                 <w:sz w:val="18"/>
                 <w:szCs w:val="18"/>
               </w:rPr>
-              <w:t xml:space="preserve"># Example 9: Real-world example - calculate purchase total</w:t>
+              <w:t xml:space="preserve"> </w:t>
             </w:r>
           </w:p>
           <w:p>
@@ -1594,7 +2219,7 @@
                 <w:sz w:val="18"/>
                 <w:szCs w:val="18"/>
               </w:rPr>
-              <w:t xml:space="preserve"># Extract prices with quantities</w:t>
+              <w:t xml:space="preserve"> </w:t>
             </w:r>
           </w:p>
           <w:p>
@@ -1659,7 +2284,7 @@
                 <w:sz w:val="18"/>
                 <w:szCs w:val="18"/>
               </w:rPr>
-              <w:t xml:space="preserve"># Example 10: Using zip() to create a dictionary</w:t>
+              <w:t xml:space="preserve"> </w:t>
             </w:r>
           </w:p>
           <w:p>
@@ -1712,19 +2337,6 @@
                 <w:szCs w:val="18"/>
               </w:rPr>
               <w:t xml:space="preserve">print(person)</w:t>
-            </w:r>
-          </w:p>
-          <w:p>
-            <w:pPr>
-              <w:spacing w:after="20"/>
-            </w:pPr>
-            <w:r>
-              <w:rPr>
-                <w:rFonts w:ascii="Courier New" w:cs="Courier New" w:eastAsia="Courier New" w:hAnsi="Courier New"/>
-                <w:sz w:val="18"/>
-                <w:szCs w:val="18"/>
-              </w:rPr>
-              <w:t xml:space="preserve"># Output: {'name': 'Alice', 'age': 25, 'city': 'New York'}</w:t>
             </w:r>
           </w:p>
         </w:tc>
@@ -2019,58 +2631,6 @@
               <w:t xml:space="preserve">    print(f"{name}: {grade}")</w:t>
             </w:r>
           </w:p>
-          <w:p>
-            <w:pPr>
-              <w:spacing w:after="20"/>
-            </w:pPr>
-            <w:r>
-              <w:rPr>
-                <w:rFonts w:ascii="Courier New" w:cs="Courier New" w:eastAsia="Courier New" w:hAnsi="Courier New"/>
-                <w:sz w:val="18"/>
-                <w:szCs w:val="18"/>
-              </w:rPr>
-              <w:t xml:space="preserve"># Should print:</w:t>
-            </w:r>
-          </w:p>
-          <w:p>
-            <w:pPr>
-              <w:spacing w:after="20"/>
-            </w:pPr>
-            <w:r>
-              <w:rPr>
-                <w:rFonts w:ascii="Courier New" w:cs="Courier New" w:eastAsia="Courier New" w:hAnsi="Courier New"/>
-                <w:sz w:val="18"/>
-                <w:szCs w:val="18"/>
-              </w:rPr>
-              <w:t xml:space="preserve"># Alice: A</w:t>
-            </w:r>
-          </w:p>
-          <w:p>
-            <w:pPr>
-              <w:spacing w:after="20"/>
-            </w:pPr>
-            <w:r>
-              <w:rPr>
-                <w:rFonts w:ascii="Courier New" w:cs="Courier New" w:eastAsia="Courier New" w:hAnsi="Courier New"/>
-                <w:sz w:val="18"/>
-                <w:szCs w:val="18"/>
-              </w:rPr>
-              <w:t xml:space="preserve"># Bob: B</w:t>
-            </w:r>
-          </w:p>
-          <w:p>
-            <w:pPr>
-              <w:spacing w:after="20"/>
-            </w:pPr>
-            <w:r>
-              <w:rPr>
-                <w:rFonts w:ascii="Courier New" w:cs="Courier New" w:eastAsia="Courier New" w:hAnsi="Courier New"/>
-                <w:sz w:val="18"/>
-                <w:szCs w:val="18"/>
-              </w:rPr>
-              <w:t xml:space="preserve"># Charlie: A</w:t>
-            </w:r>
-          </w:p>
         </w:tc>
       </w:tr>
     </w:tbl>
@@ -2270,19 +2830,6 @@
               <w:t xml:space="preserve">print(price_dict)</w:t>
             </w:r>
           </w:p>
-          <w:p>
-            <w:pPr>
-              <w:spacing w:after="20"/>
-            </w:pPr>
-            <w:r>
-              <w:rPr>
-                <w:rFonts w:ascii="Courier New" w:cs="Courier New" w:eastAsia="Courier New" w:hAnsi="Courier New"/>
-                <w:sz w:val="18"/>
-                <w:szCs w:val="18"/>
-              </w:rPr>
-              <w:t xml:space="preserve"># Should print: {'apple': 1.2, 'banana': 0.5, 'orange': 0.75}</w:t>
-            </w:r>
-          </w:p>
         </w:tc>
       </w:tr>
     </w:tbl>
@@ -2334,19 +2881,6 @@
                 <w:sz w:val="18"/>
                 <w:szCs w:val="18"/>
               </w:rPr>
-              <w:t xml:space="preserve"># Beginner</w:t>
-            </w:r>
-          </w:p>
-          <w:p>
-            <w:pPr>
-              <w:spacing w:after="20"/>
-            </w:pPr>
-            <w:r>
-              <w:rPr>
-                <w:rFonts w:ascii="Courier New" w:cs="Courier New" w:eastAsia="Courier New" w:hAnsi="Courier New"/>
-                <w:sz w:val="18"/>
-                <w:szCs w:val="18"/>
-              </w:rPr>
               <w:t xml:space="preserve">names = ["Alex", "Jordan", "Casey"]</w:t>
             </w:r>
           </w:p>
@@ -2425,7 +2959,7 @@
                 <w:sz w:val="18"/>
                 <w:szCs w:val="18"/>
               </w:rPr>
-              <w:t xml:space="preserve"># Intermediate</w:t>
+              <w:t xml:space="preserve"> </w:t>
             </w:r>
           </w:p>
           <w:p>
@@ -2516,7 +3050,7 @@
                 <w:sz w:val="18"/>
                 <w:szCs w:val="18"/>
               </w:rPr>
-              <w:t xml:space="preserve"># Challenge</w:t>
+              <w:t xml:space="preserve"> </w:t>
             </w:r>
           </w:p>
           <w:p>
@@ -2582,19 +3116,6 @@
                 <w:szCs w:val="18"/>
               </w:rPr>
               <w:t xml:space="preserve">print(result)  # Output: {'a': 1, 'b': 2, 'c': 3}</w:t>
-            </w:r>
-          </w:p>
-          <w:p>
-            <w:pPr>
-              <w:spacing w:after="20"/>
-            </w:pPr>
-            <w:r>
-              <w:rPr>
-                <w:rFonts w:ascii="Courier New" w:cs="Courier New" w:eastAsia="Courier New" w:hAnsi="Courier New"/>
-                <w:sz w:val="18"/>
-                <w:szCs w:val="18"/>
-              </w:rPr>
-              <w:t xml:space="preserve"># Note: Extra value (4) is ignored because zip stops at shortest</w:t>
             </w:r>
           </w:p>
         </w:tc>

--- a/Coding 2 - year/Unit 3 - Advanced Functions & Algorithms/Daily Lesson Plans/Word/Day 5.docx
+++ b/Coding 2 - year/Unit 3 - Advanced Functions & Algorithms/Daily Lesson Plans/Word/Day 5.docx
@@ -380,7 +380,7 @@
                 <w:sz w:val="20"/>
                 <w:szCs w:val="20"/>
               </w:rPr>
-              <w:t xml:space="preserve">    What do you already know about how to use zip() to combine sequences and reduce() to accumulate values from an iterable?</w:t>
+              <w:t xml:space="preserve">    Have you ever used zip() before? Where might zip() be useful in a real program?</w:t>
             </w:r>
             <w:r>
               <w:rPr>
@@ -477,7 +477,7 @@
                 <w:sz w:val="20"/>
                 <w:szCs w:val="20"/>
               </w:rPr>
-              <w:t xml:space="preserve">Today's Goal: By the end of class you will be able to use zip() to combine sequences and reduce() to accumulate values from an iterable.</w:t>
+              <w:t xml:space="preserve">Today’s Goal: By the end of class you will be able to use zip() to combine sequences and reduce() to accumulate values from an iterable.</w:t>
             </w:r>
             <w:r>
               <w:rPr>
@@ -1142,7 +1142,7 @@
                 <w:sz w:val="20"/>
                 <w:szCs w:val="20"/>
               </w:rPr>
-              <w:t xml:space="preserve">Quick Check: Use zip() to combine sequences and reduce() to accumulate values from an iterable?</w:t>
+              <w:t xml:space="preserve">Write the key syntax or steps for using zip(). What's one mistake beginners commonly make?</w:t>
             </w:r>
             <w:r>
               <w:rPr>

--- a/Coding 2 - year/Unit 3 - Advanced Functions & Algorithms/Daily Lesson Plans/Word/Day 5.docx
+++ b/Coding 2 - year/Unit 3 - Advanced Functions & Algorithms/Daily Lesson Plans/Word/Day 5.docx
@@ -706,6 +706,103 @@
                 <w:sz w:val="20"/>
                 <w:szCs w:val="20"/>
               </w:rPr>
+              <w:t xml:space="preserve">Key Concepts:</w:t>
+            </w:r>
+            <w:r>
+              <w:rPr>
+                <w:rFonts w:ascii="Arial" w:cs="Arial" w:eastAsia="Arial" w:hAnsi="Arial"/>
+                <w:sz w:val="20"/>
+                <w:szCs w:val="20"/>
+              </w:rPr>
+              <w:br/>
+              <w:t xml:space="preserve"/>
+            </w:r>
+            <w:r>
+              <w:rPr>
+                <w:rFonts w:ascii="Arial" w:cs="Arial" w:eastAsia="Arial" w:hAnsi="Arial"/>
+                <w:b w:val="false"/>
+                <w:bCs w:val="false"/>
+                <w:i w:val="false"/>
+                <w:iCs w:val="false"/>
+                <w:color w:val="000000"/>
+                <w:sz w:val="20"/>
+                <w:szCs w:val="20"/>
+              </w:rPr>
+              <w:t xml:space="preserve">    • Apply function to first two elements → result</w:t>
+            </w:r>
+            <w:r>
+              <w:rPr>
+                <w:rFonts w:ascii="Arial" w:cs="Arial" w:eastAsia="Arial" w:hAnsi="Arial"/>
+                <w:sz w:val="20"/>
+                <w:szCs w:val="20"/>
+              </w:rPr>
+              <w:br/>
+              <w:t xml:space="preserve"/>
+            </w:r>
+            <w:r>
+              <w:rPr>
+                <w:rFonts w:ascii="Arial" w:cs="Arial" w:eastAsia="Arial" w:hAnsi="Arial"/>
+                <w:b w:val="false"/>
+                <w:bCs w:val="false"/>
+                <w:i w:val="false"/>
+                <w:iCs w:val="false"/>
+                <w:color w:val="000000"/>
+                <w:sz w:val="20"/>
+                <w:szCs w:val="20"/>
+              </w:rPr>
+              <w:t xml:space="preserve">    • Apply function to result and third element → new result</w:t>
+            </w:r>
+            <w:r>
+              <w:rPr>
+                <w:rFonts w:ascii="Arial" w:cs="Arial" w:eastAsia="Arial" w:hAnsi="Arial"/>
+                <w:sz w:val="20"/>
+                <w:szCs w:val="20"/>
+              </w:rPr>
+              <w:br/>
+              <w:t xml:space="preserve"/>
+            </w:r>
+            <w:r>
+              <w:rPr>
+                <w:rFonts w:ascii="Arial" w:cs="Arial" w:eastAsia="Arial" w:hAnsi="Arial"/>
+                <w:b w:val="false"/>
+                <w:bCs w:val="false"/>
+                <w:i w:val="false"/>
+                <w:iCs w:val="false"/>
+                <w:color w:val="000000"/>
+                <w:sz w:val="20"/>
+                <w:szCs w:val="20"/>
+              </w:rPr>
+              <w:t xml:space="preserve">    • Continue until all elements are processed</w:t>
+            </w:r>
+            <w:r>
+              <w:rPr>
+                <w:rFonts w:ascii="Arial" w:cs="Arial" w:eastAsia="Arial" w:hAnsi="Arial"/>
+                <w:sz w:val="20"/>
+                <w:szCs w:val="20"/>
+              </w:rPr>
+              <w:br/>
+              <w:t xml:space="preserve"/>
+            </w:r>
+            <w:r>
+              <w:rPr>
+                <w:rFonts w:ascii="Arial" w:cs="Arial" w:eastAsia="Arial" w:hAnsi="Arial"/>
+                <w:sz w:val="20"/>
+                <w:szCs w:val="20"/>
+              </w:rPr>
+              <w:br/>
+              <w:t xml:space="preserve"/>
+            </w:r>
+            <w:r>
+              <w:rPr>
+                <w:rFonts w:ascii="Arial" w:cs="Arial" w:eastAsia="Arial" w:hAnsi="Arial"/>
+                <w:b/>
+                <w:bCs/>
+                <w:i w:val="false"/>
+                <w:iCs w:val="false"/>
+                <w:color w:val="000000"/>
+                <w:sz w:val="20"/>
+                <w:szCs w:val="20"/>
+              </w:rPr>
               <w:t xml:space="preserve">Vocabulary: </w:t>
             </w:r>
             <w:r>
@@ -1006,6 +1103,19 @@
             <w:r>
               <w:rPr>
                 <w:rFonts w:ascii="Arial" w:cs="Arial" w:eastAsia="Arial" w:hAnsi="Arial"/>
+                <w:b/>
+                <w:bCs/>
+                <w:i w:val="false"/>
+                <w:iCs w:val="false"/>
+                <w:color w:val="000000"/>
+                <w:sz w:val="20"/>
+                <w:szCs w:val="20"/>
+              </w:rPr>
+              <w:t xml:space="preserve">    Beginner: </w:t>
+            </w:r>
+            <w:r>
+              <w:rPr>
+                <w:rFonts w:ascii="Arial" w:cs="Arial" w:eastAsia="Arial" w:hAnsi="Arial"/>
                 <w:b w:val="false"/>
                 <w:bCs w:val="false"/>
                 <w:i w:val="false"/>
@@ -1014,7 +1124,77 @@
                 <w:sz w:val="20"/>
                 <w:szCs w:val="20"/>
               </w:rPr>
-              <w:t xml:space="preserve">    Work through problems from the day's exercise set.</w:t>
+              <w:t xml:space="preserve">Use zip() to combine a list of student names with a list of their test scores, then iterate through the pairs and print them.</w:t>
+            </w:r>
+            <w:r>
+              <w:rPr>
+                <w:rFonts w:ascii="Arial" w:cs="Arial" w:eastAsia="Arial" w:hAnsi="Arial"/>
+                <w:sz w:val="20"/>
+                <w:szCs w:val="20"/>
+              </w:rPr>
+              <w:br/>
+              <w:t xml:space="preserve"/>
+            </w:r>
+            <w:r>
+              <w:rPr>
+                <w:rFonts w:ascii="Arial" w:cs="Arial" w:eastAsia="Arial" w:hAnsi="Arial"/>
+                <w:b/>
+                <w:bCs/>
+                <w:i w:val="false"/>
+                <w:iCs w:val="false"/>
+                <w:color w:val="000000"/>
+                <w:sz w:val="20"/>
+                <w:szCs w:val="20"/>
+              </w:rPr>
+              <w:t xml:space="preserve">    Intermediate: </w:t>
+            </w:r>
+            <w:r>
+              <w:rPr>
+                <w:rFonts w:ascii="Arial" w:cs="Arial" w:eastAsia="Arial" w:hAnsi="Arial"/>
+                <w:b w:val="false"/>
+                <w:bCs w:val="false"/>
+                <w:i w:val="false"/>
+                <w:iCs w:val="false"/>
+                <w:color w:val="000000"/>
+                <w:sz w:val="20"/>
+                <w:szCs w:val="20"/>
+              </w:rPr>
+              <w:t xml:space="preserve">Use reduce() to concatenate all strings in a list into one long string with spaces between words.</w:t>
+            </w:r>
+            <w:r>
+              <w:rPr>
+                <w:rFonts w:ascii="Arial" w:cs="Arial" w:eastAsia="Arial" w:hAnsi="Arial"/>
+                <w:sz w:val="20"/>
+                <w:szCs w:val="20"/>
+              </w:rPr>
+              <w:br/>
+              <w:t xml:space="preserve"/>
+            </w:r>
+            <w:r>
+              <w:rPr>
+                <w:rFonts w:ascii="Arial" w:cs="Arial" w:eastAsia="Arial" w:hAnsi="Arial"/>
+                <w:b/>
+                <w:bCs/>
+                <w:i w:val="false"/>
+                <w:iCs w:val="false"/>
+                <w:color w:val="000000"/>
+                <w:sz w:val="20"/>
+                <w:szCs w:val="20"/>
+              </w:rPr>
+              <w:t xml:space="preserve">    Challenge: </w:t>
+            </w:r>
+            <w:r>
+              <w:rPr>
+                <w:rFonts w:ascii="Arial" w:cs="Arial" w:eastAsia="Arial" w:hAnsi="Arial"/>
+                <w:b w:val="false"/>
+                <w:bCs w:val="false"/>
+                <w:i w:val="false"/>
+                <w:iCs w:val="false"/>
+                <w:color w:val="000000"/>
+                <w:sz w:val="20"/>
+                <w:szCs w:val="20"/>
+              </w:rPr>
+              <w:t xml:space="preserve">Create a function that takes two lists (keys and values) and returns a dictionary. Handle the case where lists are different lengths gracefu…</w:t>
             </w:r>
             <w:r>
               <w:rPr>
@@ -3214,6 +3394,94 @@
       <w:pPr>
         <w:spacing w:after="160"/>
       </w:pPr>
+    </w:p>
+    <w:p>
+      <w:pPr>
+        <w:pBdr>
+          <w:bottom w:val="single" w:color="1B7A4A" w:sz="4" w:space="4"/>
+        </w:pBdr>
+        <w:spacing w:after="100" w:before="120"/>
+      </w:pPr>
+      <w:r>
+        <w:rPr>
+          <w:rFonts w:ascii="Arial" w:cs="Arial" w:eastAsia="Arial" w:hAnsi="Arial"/>
+          <w:b/>
+          <w:bCs/>
+          <w:color w:val="1B7A4A"/>
+          <w:sz w:val="24"/>
+          <w:szCs w:val="24"/>
+        </w:rPr>
+        <w:t xml:space="preserve">Practice Problems</w:t>
+      </w:r>
+    </w:p>
+    <w:p>
+      <w:pPr>
+        <w:spacing w:after="80"/>
+      </w:pPr>
+      <w:r>
+        <w:rPr>
+          <w:rFonts w:ascii="Arial" w:cs="Arial" w:eastAsia="Arial" w:hAnsi="Arial"/>
+          <w:b/>
+          <w:bCs/>
+          <w:sz w:val="20"/>
+          <w:szCs w:val="20"/>
+        </w:rPr>
+        <w:t xml:space="preserve">Problem 1: </w:t>
+      </w:r>
+      <w:r>
+        <w:rPr>
+          <w:rFonts w:ascii="Arial" w:cs="Arial" w:eastAsia="Arial" w:hAnsi="Arial"/>
+          <w:sz w:val="20"/>
+          <w:szCs w:val="20"/>
+        </w:rPr>
+        <w:t xml:space="preserve">Beginner:  Use zip() to combine a list of student names with a list of their test scores, then iterate through the pairs and print them.</w:t>
+      </w:r>
+    </w:p>
+    <w:p>
+      <w:pPr>
+        <w:spacing w:after="80"/>
+      </w:pPr>
+      <w:r>
+        <w:rPr>
+          <w:rFonts w:ascii="Arial" w:cs="Arial" w:eastAsia="Arial" w:hAnsi="Arial"/>
+          <w:b/>
+          <w:bCs/>
+          <w:sz w:val="20"/>
+          <w:szCs w:val="20"/>
+        </w:rPr>
+        <w:t xml:space="preserve">Problem 2: </w:t>
+      </w:r>
+      <w:r>
+        <w:rPr>
+          <w:rFonts w:ascii="Arial" w:cs="Arial" w:eastAsia="Arial" w:hAnsi="Arial"/>
+          <w:sz w:val="20"/>
+          <w:szCs w:val="20"/>
+        </w:rPr>
+        <w:t xml:space="preserve">Intermediate:  Use reduce() to concatenate all strings in a list into one long string with spaces between words.</w:t>
+      </w:r>
+    </w:p>
+    <w:p>
+      <w:pPr>
+        <w:spacing w:after="80"/>
+      </w:pPr>
+      <w:r>
+        <w:rPr>
+          <w:rFonts w:ascii="Arial" w:cs="Arial" w:eastAsia="Arial" w:hAnsi="Arial"/>
+          <w:b/>
+          <w:bCs/>
+          <w:sz w:val="20"/>
+          <w:szCs w:val="20"/>
+        </w:rPr>
+        <w:t xml:space="preserve">Problem 3: </w:t>
+      </w:r>
+      <w:r>
+        <w:rPr>
+          <w:rFonts w:ascii="Arial" w:cs="Arial" w:eastAsia="Arial" w:hAnsi="Arial"/>
+          <w:sz w:val="20"/>
+          <w:szCs w:val="20"/>
+        </w:rPr>
+        <w:t xml:space="preserve">Challenge:  Create a function that takes two lists (keys and values) and returns a dictionary. Handle the case where lists are different lengths gracefully.</w:t>
+      </w:r>
     </w:p>
     <w:p>
       <w:pPr>
